--- a/docs/mu-tant/mu-Tant User Manual.docx
+++ b/docs/mu-tant/mu-Tant User Manual.docx
@@ -38,6 +38,7 @@
         <w:pStyle w:val="Heading1"/>
       </w:pPr>
       <w:r>
+        <w:lastRenderedPageBreak/>
         <w:t>1. Introduction</w:t>
       </w:r>
     </w:p>
@@ -473,6 +474,48 @@
       </w:r>
     </w:p>
     <w:p>
+      <w:pPr>
+        <w:pStyle w:val="Heading2"/>
+      </w:pPr>
+      <w:r>
+        <w:t>Wavetables</w:t>
+      </w:r>
+    </w:p>
+    <w:p>
+      <w:r>
+        <w:t>Each oscillator's wavetable selector chooses the waveform set it morphs through with the Pos knob. mu-Tant uses the Serum/Vital 2048-samples-per-frame format internally, and offers three sources in the dropdown:</w:t>
+      </w:r>
+    </w:p>
+    <w:p>
+      <w:pPr>
+        <w:pStyle w:val="ListBullet"/>
+      </w:pPr>
+      <w:r>
+        <w:t>Built-in tables — a set of procedural factory tables, automatable by index.</w:t>
+      </w:r>
+    </w:p>
+    <w:p>
+      <w:pPr>
+        <w:pStyle w:val="ListBullet"/>
+      </w:pPr>
+      <w:r>
+        <w:t>Wavetables folder — drop .wav wavetables into Documents\TDP\muTant\Wavetables (sub-folders become categories) and they appear under their own headings; selected by path so they survive preset reload.</w:t>
+      </w:r>
+    </w:p>
+    <w:p>
+      <w:pPr>
+        <w:pStyle w:val="ListBullet"/>
+      </w:pPr>
+      <w:r>
+        <w:t>Load .wav… — import any Serum/Vital-format wavetable .wav from disk; the path is saved with the preset.</w:t>
+      </w:r>
+    </w:p>
+    <w:p>
+      <w:r>
+        <w:t>The Pos knob (and its modulation) sweeps smoothly through the frames of whichever table is selected.</w:t>
+      </w:r>
+    </w:p>
+    <w:p>
       <w:r>
         <w:rPr>
           <w:i/>
@@ -811,7 +854,15 @@
     </w:p>
     <w:p>
       <w:r>
-        <w:t>Three tools in the header:</w:t>
+        <w:t>Five tools in the header:</w:t>
+      </w:r>
+    </w:p>
+    <w:p>
+      <w:pPr>
+        <w:pStyle w:val="ListBullet"/>
+      </w:pPr>
+      <w:r>
+        <w:t>Arrow — select an envelope to edit its shape handles and reveal the properties strip (Probability and Loop).</w:t>
       </w:r>
     </w:p>
     <w:p>
@@ -835,6 +886,14 @@
         <w:pStyle w:val="ListBullet"/>
       </w:pPr>
       <w:r>
+        <w:t>Glue — merge adjacent envelopes into one continuous region</w:t>
+      </w:r>
+    </w:p>
+    <w:p>
+      <w:pPr>
+        <w:pStyle w:val="ListBullet"/>
+      </w:pPr>
+      <w:r>
         <w:t>Reverse — click an envelope to flip its attack and decay</w:t>
       </w:r>
     </w:p>
@@ -878,6 +937,35 @@
     <w:p>
       <w:r>
         <w:t>A new envelope defaults to instant attack with a linear decay - the classic gate sound.</w:t>
+      </w:r>
+    </w:p>
+    <w:p>
+      <w:pPr>
+        <w:pStyle w:val="Heading2"/>
+      </w:pPr>
+      <w:r>
+        <w:t>Per-Envelope Probability and Loop</w:t>
+      </w:r>
+    </w:p>
+    <w:p>
+      <w:r>
+        <w:t>Select an envelope with the Arrow tool to open the properties strip below the grid:</w:t>
+      </w:r>
+    </w:p>
+    <w:p>
+      <w:pPr>
+        <w:pStyle w:val="ListBullet"/>
+      </w:pPr>
+      <w:r>
+        <w:t>Probability (0 to 100 percent) — the chance the envelope fires on each pass. Below 100 percent it drops out at random, adding generative variation to a pattern.</w:t>
+      </w:r>
+    </w:p>
+    <w:p>
+      <w:pPr>
+        <w:pStyle w:val="ListBullet"/>
+      </w:pPr>
+      <w:r>
+        <w:t>Loop N of M — the envelope fires only on loop N of every M-loop cycle, so an event can recur once every few bars rather than every pass.</w:t>
       </w:r>
     </w:p>
     <w:p>
@@ -1063,10 +1151,89 @@
     </w:p>
     <w:p>
       <w:pPr>
+        <w:pStyle w:val="ListBullet"/>
+      </w:pPr>
+      <w:r>
+        <w:t>MIDI Prog. Change — open the Voice Presets and Full Presets tables to map incoming program-change messages to presets (see below).</w:t>
+      </w:r>
+    </w:p>
+    <w:p>
+      <w:pPr>
+        <w:pStyle w:val="Heading2"/>
+      </w:pPr>
+      <w:r>
+        <w:t>MIDI Program Change to Preset</w:t>
+      </w:r>
+    </w:p>
+    <w:p>
+      <w:r>
+        <w:t>mu-Tant can load presets from incoming MIDI program-change messages. On channels 1 to 8 a program change loads the matching .muPattern into that voice slot; on channel 9 it loads a full .muTant preset. While playing, the change is staged and applied seamlessly at the next loop boundary (hot-swap). Configure the mappings from the MIDI Prog. Change row in Settings.</w:t>
+      </w:r>
+    </w:p>
+    <w:p>
+      <w:pPr>
         <w:pStyle w:val="Heading1"/>
       </w:pPr>
       <w:r>
-        <w:t>18. Signal Flow</w:t>
+        <w:t>18. Connecting to mu-link</w:t>
+      </w:r>
+    </w:p>
+    <w:p>
+      <w:r>
+        <w:t>mu-link is a companion application from Transwarp Development Project: a local audio hub and master clock for the mu family. When mu-link is running, the mu-Tant standalone application connects to it automatically — mu-Tant's audio is summed into mu-link's mix and its transport locks to mu-link's master clock. The plug-in versions are unaffected; only the standalone connects, because in a DAW the host already owns the clock and audio device.</w:t>
+      </w:r>
+    </w:p>
+    <w:p>
+      <w:pPr>
+        <w:pStyle w:val="Heading2"/>
+      </w:pPr>
+      <w:r>
+        <w:t>How to Connect</w:t>
+      </w:r>
+    </w:p>
+    <w:p>
+      <w:pPr>
+        <w:pStyle w:val="ListBullet"/>
+      </w:pPr>
+      <w:r>
+        <w:t>Launch mu-link, then launch mu-Tant standalone — in either order. Within about a second the mu-Tant title bar shows 'mu-link connected'.</w:t>
+      </w:r>
+    </w:p>
+    <w:p>
+      <w:pPr>
+        <w:pStyle w:val="ListBullet"/>
+      </w:pPr>
+      <w:r>
+        <w:t>mu-Tant's audio now plays through mu-link's output device, summed with any other connected mu apps, and appears as a channel in mu-link's client strip with its own level, pan, mute, and solo.</w:t>
+      </w:r>
+    </w:p>
+    <w:p>
+      <w:pPr>
+        <w:pStyle w:val="ListBullet"/>
+      </w:pPr>
+      <w:r>
+        <w:t>mu-Tant's gate and modulators follow mu-link's clock: mu-link is the tempo master, and its Play/Stop and tempo drive mu-Tant. Use mu-link's transport (not mu-Tant's) while connected.</w:t>
+      </w:r>
+    </w:p>
+    <w:p>
+      <w:pPr>
+        <w:pStyle w:val="ListBullet"/>
+      </w:pPr>
+      <w:r>
+        <w:t>Quit mu-link and mu-Tant instantly reverts to its own audio device and internal transport — no restart needed.</w:t>
+      </w:r>
+    </w:p>
+    <w:p>
+      <w:r>
+        <w:t>This lets you run mu-Tant, mu-Clid, and other mu standalones together, perfectly in sync and mixed to a single output — and lets mu-link slave the whole rig to an external MIDI clock. See the mu-link User Manual for the full picture.</w:t>
+      </w:r>
+    </w:p>
+    <w:p>
+      <w:pPr>
+        <w:pStyle w:val="Heading1"/>
+      </w:pPr>
+      <w:r>
+        <w:t>19. Signal Flow</w:t>
       </w:r>
     </w:p>
     <w:p>
@@ -1079,7 +1246,7 @@
         <w:pStyle w:val="Heading1"/>
       </w:pPr>
       <w:r>
-        <w:t>19. Tips and Workflow</w:t>
+        <w:t>20. Tips and Workflow</w:t>
       </w:r>
     </w:p>
     <w:p>
@@ -1143,7 +1310,7 @@
         <w:pStyle w:val="Heading1"/>
       </w:pPr>
       <w:r>
-        <w:t>20. Technical Specifications</w:t>
+        <w:t>21. Technical Specifications</w:t>
       </w:r>
     </w:p>
     <w:p>
@@ -1231,7 +1398,7 @@
         <w:pStyle w:val="Heading1"/>
       </w:pPr>
       <w:r>
-        <w:t>21. Design Decisions (Not in mu-Tant)</w:t>
+        <w:t>22. Design Decisions (Not in mu-Tant)</w:t>
       </w:r>
     </w:p>
     <w:p>
@@ -1247,15 +1414,15 @@
         <w:pStyle w:val="ListBullet"/>
       </w:pPr>
       <w:r>
-        <w:t>No note-on / note-off - oscillators run continuously; MIDI is not used for played notes.</w:t>
-      </w:r>
-    </w:p>
-    <w:p>
-      <w:pPr>
-        <w:pStyle w:val="ListBullet"/>
-      </w:pPr>
-      <w:r>
-        <w:t>No user samples - the built-in wavetable bank only.</w:t>
+        <w:t>No played notes - oscillators run continuously; MIDI note-on / note-off is not used (MIDI program change is, for preset loading - see Settings).</w:t>
+      </w:r>
+    </w:p>
+    <w:p>
+      <w:pPr>
+        <w:pStyle w:val="ListBullet"/>
+      </w:pPr>
+      <w:r>
+        <w:t>No user audio samples - oscillators use wavetables only, though you can import your own Serum/Vital-format wavetable .wav files (see Wavetables).</w:t>
       </w:r>
     </w:p>
     <w:p>
@@ -1286,7 +1453,7 @@
   <w:abstractNum w:abstractNumId="0" w15:restartNumberingAfterBreak="0">
     <w:nsid w:val="FFFFFF89"/>
     <w:multiLevelType w:val="singleLevel"/>
-    <w:tmpl w:val="419EC5D6"/>
+    <w:tmpl w:val="66BEFC06"/>
     <w:lvl w:ilvl="0">
       <w:start w:val="1"/>
       <w:numFmt w:val="bullet"/>
@@ -1304,7 +1471,7 @@
       </w:rPr>
     </w:lvl>
   </w:abstractNum>
-  <w:num w:numId="1" w16cid:durableId="2135244931">
+  <w:num w:numId="1" w16cid:durableId="827751443">
     <w:abstractNumId w:val="0"/>
   </w:num>
 </w:numbering>
@@ -1718,7 +1885,7 @@
     <w:link w:val="Heading1Char"/>
     <w:uiPriority w:val="9"/>
     <w:qFormat/>
-    <w:rsid w:val="003265FA"/>
+    <w:rsid w:val="006E2EF9"/>
     <w:pPr>
       <w:keepNext/>
       <w:keepLines/>
@@ -1740,7 +1907,7 @@
     <w:uiPriority w:val="9"/>
     <w:unhideWhenUsed/>
     <w:qFormat/>
-    <w:rsid w:val="003265FA"/>
+    <w:rsid w:val="006E2EF9"/>
     <w:pPr>
       <w:keepNext/>
       <w:keepLines/>
@@ -1763,7 +1930,7 @@
     <w:semiHidden/>
     <w:unhideWhenUsed/>
     <w:qFormat/>
-    <w:rsid w:val="003265FA"/>
+    <w:rsid w:val="006E2EF9"/>
     <w:pPr>
       <w:keepNext/>
       <w:keepLines/>
@@ -1786,7 +1953,7 @@
     <w:semiHidden/>
     <w:unhideWhenUsed/>
     <w:qFormat/>
-    <w:rsid w:val="003265FA"/>
+    <w:rsid w:val="006E2EF9"/>
     <w:pPr>
       <w:keepNext/>
       <w:keepLines/>
@@ -1809,7 +1976,7 @@
     <w:semiHidden/>
     <w:unhideWhenUsed/>
     <w:qFormat/>
-    <w:rsid w:val="003265FA"/>
+    <w:rsid w:val="006E2EF9"/>
     <w:pPr>
       <w:keepNext/>
       <w:keepLines/>
@@ -1830,7 +1997,7 @@
     <w:semiHidden/>
     <w:unhideWhenUsed/>
     <w:qFormat/>
-    <w:rsid w:val="003265FA"/>
+    <w:rsid w:val="006E2EF9"/>
     <w:pPr>
       <w:keepNext/>
       <w:keepLines/>
@@ -1853,7 +2020,7 @@
     <w:semiHidden/>
     <w:unhideWhenUsed/>
     <w:qFormat/>
-    <w:rsid w:val="003265FA"/>
+    <w:rsid w:val="006E2EF9"/>
     <w:pPr>
       <w:keepNext/>
       <w:keepLines/>
@@ -1874,7 +2041,7 @@
     <w:semiHidden/>
     <w:unhideWhenUsed/>
     <w:qFormat/>
-    <w:rsid w:val="003265FA"/>
+    <w:rsid w:val="006E2EF9"/>
     <w:pPr>
       <w:keepNext/>
       <w:keepLines/>
@@ -1897,7 +2064,7 @@
     <w:semiHidden/>
     <w:unhideWhenUsed/>
     <w:qFormat/>
-    <w:rsid w:val="003265FA"/>
+    <w:rsid w:val="006E2EF9"/>
     <w:pPr>
       <w:keepNext/>
       <w:keepLines/>
@@ -1941,7 +2108,7 @@
     <w:basedOn w:val="DefaultParagraphFont"/>
     <w:link w:val="Heading1"/>
     <w:uiPriority w:val="9"/>
-    <w:rsid w:val="003265FA"/>
+    <w:rsid w:val="006E2EF9"/>
     <w:rPr>
       <w:rFonts w:asciiTheme="majorHAnsi" w:eastAsiaTheme="majorEastAsia" w:hAnsiTheme="majorHAnsi" w:cstheme="majorBidi"/>
       <w:color w:val="0F4761" w:themeColor="accent1" w:themeShade="BF"/>
@@ -1954,7 +2121,7 @@
     <w:basedOn w:val="DefaultParagraphFont"/>
     <w:link w:val="Heading2"/>
     <w:uiPriority w:val="9"/>
-    <w:rsid w:val="003265FA"/>
+    <w:rsid w:val="006E2EF9"/>
     <w:rPr>
       <w:rFonts w:asciiTheme="majorHAnsi" w:eastAsiaTheme="majorEastAsia" w:hAnsiTheme="majorHAnsi" w:cstheme="majorBidi"/>
       <w:color w:val="0F4761" w:themeColor="accent1" w:themeShade="BF"/>
@@ -1968,7 +2135,7 @@
     <w:link w:val="Heading3"/>
     <w:uiPriority w:val="9"/>
     <w:semiHidden/>
-    <w:rsid w:val="003265FA"/>
+    <w:rsid w:val="006E2EF9"/>
     <w:rPr>
       <w:rFonts w:eastAsiaTheme="majorEastAsia" w:cstheme="majorBidi"/>
       <w:color w:val="0F4761" w:themeColor="accent1" w:themeShade="BF"/>
@@ -1982,7 +2149,7 @@
     <w:link w:val="Heading4"/>
     <w:uiPriority w:val="9"/>
     <w:semiHidden/>
-    <w:rsid w:val="003265FA"/>
+    <w:rsid w:val="006E2EF9"/>
     <w:rPr>
       <w:rFonts w:eastAsiaTheme="majorEastAsia" w:cstheme="majorBidi"/>
       <w:i/>
@@ -1996,7 +2163,7 @@
     <w:link w:val="Heading5"/>
     <w:uiPriority w:val="9"/>
     <w:semiHidden/>
-    <w:rsid w:val="003265FA"/>
+    <w:rsid w:val="006E2EF9"/>
     <w:rPr>
       <w:rFonts w:eastAsiaTheme="majorEastAsia" w:cstheme="majorBidi"/>
       <w:color w:val="0F4761" w:themeColor="accent1" w:themeShade="BF"/>
@@ -2008,7 +2175,7 @@
     <w:link w:val="Heading6"/>
     <w:uiPriority w:val="9"/>
     <w:semiHidden/>
-    <w:rsid w:val="003265FA"/>
+    <w:rsid w:val="006E2EF9"/>
     <w:rPr>
       <w:rFonts w:eastAsiaTheme="majorEastAsia" w:cstheme="majorBidi"/>
       <w:i/>
@@ -2022,7 +2189,7 @@
     <w:link w:val="Heading7"/>
     <w:uiPriority w:val="9"/>
     <w:semiHidden/>
-    <w:rsid w:val="003265FA"/>
+    <w:rsid w:val="006E2EF9"/>
     <w:rPr>
       <w:rFonts w:eastAsiaTheme="majorEastAsia" w:cstheme="majorBidi"/>
       <w:color w:val="595959" w:themeColor="text1" w:themeTint="A6"/>
@@ -2034,7 +2201,7 @@
     <w:link w:val="Heading8"/>
     <w:uiPriority w:val="9"/>
     <w:semiHidden/>
-    <w:rsid w:val="003265FA"/>
+    <w:rsid w:val="006E2EF9"/>
     <w:rPr>
       <w:rFonts w:eastAsiaTheme="majorEastAsia" w:cstheme="majorBidi"/>
       <w:i/>
@@ -2048,7 +2215,7 @@
     <w:link w:val="Heading9"/>
     <w:uiPriority w:val="9"/>
     <w:semiHidden/>
-    <w:rsid w:val="003265FA"/>
+    <w:rsid w:val="006E2EF9"/>
     <w:rPr>
       <w:rFonts w:eastAsiaTheme="majorEastAsia" w:cstheme="majorBidi"/>
       <w:color w:val="272727" w:themeColor="text1" w:themeTint="D8"/>
@@ -2061,7 +2228,7 @@
     <w:link w:val="TitleChar"/>
     <w:uiPriority w:val="10"/>
     <w:qFormat/>
-    <w:rsid w:val="003265FA"/>
+    <w:rsid w:val="006E2EF9"/>
     <w:pPr>
       <w:spacing w:after="80" w:line="240" w:lineRule="auto"/>
       <w:contextualSpacing/>
@@ -2079,7 +2246,7 @@
     <w:basedOn w:val="DefaultParagraphFont"/>
     <w:link w:val="Title"/>
     <w:uiPriority w:val="10"/>
-    <w:rsid w:val="003265FA"/>
+    <w:rsid w:val="006E2EF9"/>
     <w:rPr>
       <w:rFonts w:asciiTheme="majorHAnsi" w:eastAsiaTheme="majorEastAsia" w:hAnsiTheme="majorHAnsi" w:cstheme="majorBidi"/>
       <w:spacing w:val="-10"/>
@@ -2095,7 +2262,7 @@
     <w:link w:val="SubtitleChar"/>
     <w:uiPriority w:val="11"/>
     <w:qFormat/>
-    <w:rsid w:val="003265FA"/>
+    <w:rsid w:val="006E2EF9"/>
     <w:pPr>
       <w:numPr>
         <w:ilvl w:val="1"/>
@@ -2114,7 +2281,7 @@
     <w:basedOn w:val="DefaultParagraphFont"/>
     <w:link w:val="Subtitle"/>
     <w:uiPriority w:val="11"/>
-    <w:rsid w:val="003265FA"/>
+    <w:rsid w:val="006E2EF9"/>
     <w:rPr>
       <w:rFonts w:eastAsiaTheme="majorEastAsia" w:cstheme="majorBidi"/>
       <w:color w:val="595959" w:themeColor="text1" w:themeTint="A6"/>
@@ -2130,7 +2297,7 @@
     <w:link w:val="QuoteChar"/>
     <w:uiPriority w:val="29"/>
     <w:qFormat/>
-    <w:rsid w:val="003265FA"/>
+    <w:rsid w:val="006E2EF9"/>
     <w:pPr>
       <w:spacing w:before="160"/>
       <w:jc w:val="center"/>
@@ -2146,7 +2313,7 @@
     <w:basedOn w:val="DefaultParagraphFont"/>
     <w:link w:val="Quote"/>
     <w:uiPriority w:val="29"/>
-    <w:rsid w:val="003265FA"/>
+    <w:rsid w:val="006E2EF9"/>
     <w:rPr>
       <w:i/>
       <w:iCs/>
@@ -2158,7 +2325,7 @@
     <w:basedOn w:val="Normal"/>
     <w:uiPriority w:val="34"/>
     <w:qFormat/>
-    <w:rsid w:val="003265FA"/>
+    <w:rsid w:val="006E2EF9"/>
     <w:pPr>
       <w:ind w:left="720"/>
       <w:contextualSpacing/>
@@ -2169,7 +2336,7 @@
     <w:basedOn w:val="DefaultParagraphFont"/>
     <w:uiPriority w:val="21"/>
     <w:qFormat/>
-    <w:rsid w:val="003265FA"/>
+    <w:rsid w:val="006E2EF9"/>
     <w:rPr>
       <w:i/>
       <w:iCs/>
@@ -2183,7 +2350,7 @@
     <w:link w:val="IntenseQuoteChar"/>
     <w:uiPriority w:val="30"/>
     <w:qFormat/>
-    <w:rsid w:val="003265FA"/>
+    <w:rsid w:val="006E2EF9"/>
     <w:pPr>
       <w:pBdr>
         <w:top w:val="single" w:sz="4" w:space="10" w:color="0F4761" w:themeColor="accent1" w:themeShade="BF"/>
@@ -2204,7 +2371,7 @@
     <w:basedOn w:val="DefaultParagraphFont"/>
     <w:link w:val="IntenseQuote"/>
     <w:uiPriority w:val="30"/>
-    <w:rsid w:val="003265FA"/>
+    <w:rsid w:val="006E2EF9"/>
     <w:rPr>
       <w:i/>
       <w:iCs/>
@@ -2216,7 +2383,7 @@
     <w:basedOn w:val="DefaultParagraphFont"/>
     <w:uiPriority w:val="32"/>
     <w:qFormat/>
-    <w:rsid w:val="003265FA"/>
+    <w:rsid w:val="006E2EF9"/>
     <w:rPr>
       <w:b/>
       <w:bCs/>
@@ -2230,7 +2397,7 @@
     <w:basedOn w:val="Normal"/>
     <w:uiPriority w:val="99"/>
     <w:unhideWhenUsed/>
-    <w:rsid w:val="003265FA"/>
+    <w:rsid w:val="006E2EF9"/>
     <w:pPr>
       <w:numPr>
         <w:numId w:val="1"/>

--- a/docs/mu-tant/mu-Tant User Manual.docx
+++ b/docs/mu-tant/mu-Tant User Manual.docx
@@ -162,6 +162,7 @@
         <w:pStyle w:val="ListBullet"/>
       </w:pPr>
       <w:r>
+        <w:lastRenderedPageBreak/>
         <w:t>Standalone  —  run mu-Tant.exe from any location</w:t>
       </w:r>
     </w:p>
@@ -176,6 +177,19 @@
     <w:p>
       <w:r>
         <w:t>On first launch mu-Tant creates a content folder at %USERPROFILE%\Documents\TDP\muTant\ with two sub-folders: Presets (full preset files, .muTant) and Voices (single-voice preset files, .muPattern).</w:t>
+      </w:r>
+    </w:p>
+    <w:p>
+      <w:pPr>
+        <w:pStyle w:val="Heading2"/>
+      </w:pPr>
+      <w:r>
+        <w:t>Demo Version</w:t>
+      </w:r>
+    </w:p>
+    <w:p>
+      <w:r>
+        <w:t>A free save-disabled demo of mu-Tant is available from transwarp.me. It is limited to a single voice; all other features are fully functional. If you are running the demo, all documentation in this manual applies — only the eight-voice capability is not available. The demo cannot save presets or voice files.</w:t>
       </w:r>
     </w:p>
     <w:p>
@@ -318,6 +332,7 @@
         <w:pStyle w:val="Heading1"/>
       </w:pPr>
       <w:r>
+        <w:lastRenderedPageBreak/>
         <w:t>6. Voice Sidebar</w:t>
       </w:r>
     </w:p>
@@ -470,6 +485,7 @@
     </w:p>
     <w:p>
       <w:r>
+        <w:lastRenderedPageBreak/>
         <w:t>Modulating Semi with a stepped modulator snaps cleanly between scale notes (integer jumps). Modulating Semi with a smooth modulator glides through frequency space, passing through off-scale pitches for a glissando effect.</w:t>
       </w:r>
     </w:p>
@@ -596,6 +612,7 @@
         <w:pStyle w:val="Heading1"/>
       </w:pPr>
       <w:r>
+        <w:lastRenderedPageBreak/>
         <w:t>10. Source Mixer</w:t>
       </w:r>
     </w:p>
@@ -746,7 +763,11 @@
     </w:p>
     <w:p>
       <w:r>
-        <w:t>The INSERT panel is the per-voice insert effect, placed after the gate (oscillators, then filters, then gate, then insert, then mixer). Select an algorithm from the dropdown; its four parameter knobs relabel to match. Available algorithms: None, Soft Clip, Hard Clip, Fold, Bitcrusher, Clipper, 3-Band EQ, Compressor, Limiter, Ring Mod, Tape Saturation, Karplus, Vocoder, and Vocoder Stereo. Insert parameters P1 to P4 are available as modulation destinations.</w:t>
+        <w:t xml:space="preserve">The INSERT panel is the per-voice insert effect, placed after the gate (oscillators, then filters, then gate, then insert, then mixer). Select an algorithm from the dropdown; its four parameter knobs relabel to match. Available algorithms: None, Soft Clip, Hard Clip, </w:t>
+      </w:r>
+      <w:r>
+        <w:lastRenderedPageBreak/>
+        <w:t>Fold, Bitcrusher, Clipper, 3-Band EQ, Compressor, Limiter, Ring Mod, Tape Saturation, Karplus, Vocoder, and Vocoder Stereo. Insert parameters P1 to P4 are available as modulation destinations.</w:t>
       </w:r>
     </w:p>
     <w:p>
@@ -854,15 +875,7 @@
     </w:p>
     <w:p>
       <w:r>
-        <w:t>Five tools in the header:</w:t>
-      </w:r>
-    </w:p>
-    <w:p>
-      <w:pPr>
-        <w:pStyle w:val="ListBullet"/>
-      </w:pPr>
-      <w:r>
-        <w:t>Arrow — select an envelope to edit its shape handles and reveal the properties strip (Probability and Loop).</w:t>
+        <w:t>Four tools in the header:</w:t>
       </w:r>
     </w:p>
     <w:p>
@@ -915,6 +928,7 @@
         <w:pStyle w:val="ListBullet"/>
       </w:pPr>
       <w:r>
+        <w:lastRenderedPageBreak/>
         <w:t>Top handle (the peak point) — drag horizontally to move where within the region the peak falls. Far left is instant attack (pure decay); far right is slow attack with no decay. Snaps to the grid; hold ALT for fine placement.</w:t>
       </w:r>
     </w:p>
@@ -937,35 +951,6 @@
     <w:p>
       <w:r>
         <w:t>A new envelope defaults to instant attack with a linear decay - the classic gate sound.</w:t>
-      </w:r>
-    </w:p>
-    <w:p>
-      <w:pPr>
-        <w:pStyle w:val="Heading2"/>
-      </w:pPr>
-      <w:r>
-        <w:t>Per-Envelope Probability and Loop</w:t>
-      </w:r>
-    </w:p>
-    <w:p>
-      <w:r>
-        <w:t>Select an envelope with the Arrow tool to open the properties strip below the grid:</w:t>
-      </w:r>
-    </w:p>
-    <w:p>
-      <w:pPr>
-        <w:pStyle w:val="ListBullet"/>
-      </w:pPr>
-      <w:r>
-        <w:t>Probability (0 to 100 percent) — the chance the envelope fires on each pass. Below 100 percent it drops out at random, adding generative variation to a pattern.</w:t>
-      </w:r>
-    </w:p>
-    <w:p>
-      <w:pPr>
-        <w:pStyle w:val="ListBullet"/>
-      </w:pPr>
-      <w:r>
-        <w:t>Loop N of M — the envelope fires only on loop N of every M-loop cycle, so an event can recur once every few bars rather than every pass.</w:t>
       </w:r>
     </w:p>
     <w:p>
@@ -1067,7 +1052,7 @@
     </w:p>
     <w:p>
       <w:r>
-        <w:t>Each voice strip has a fader with VU metering, pan, mute and solo, sidechain ducking (source, amount, attack, release), and Effect / Delay / Reverb sends. The FX return strips carry intra-FX routing (Effect to Delay, Effect to Reverb, Delay to Reverb), and the master strip carries a master insert. The three FX unit rows (Effect / Delay / Reverb) sit below the strips with algorithm selectors and inline parameters.</w:t>
+        <w:t>Each voice strip has a fader with VU metering, pan, mute and solo, sidechain ducking (source, amount, attack, release), and Effect / Delay / Reverb sends. The sidechain source dropdown includes all other voice channels plus an External option — duck any voice from any other, or from a signal fed in through the host's sidechain bus (VST3 / CLAP). The FX return strips carry intra-FX routing (Effect to Delay, Effect to Reverb, Delay to Reverb), and the master strip carries a master insert. The three FX unit rows (Effect / Delay / Reverb) sit below the strips with algorithm selectors and inline parameters.</w:t>
       </w:r>
     </w:p>
     <w:p>
@@ -1453,7 +1438,7 @@
   <w:abstractNum w:abstractNumId="0" w15:restartNumberingAfterBreak="0">
     <w:nsid w:val="FFFFFF89"/>
     <w:multiLevelType w:val="singleLevel"/>
-    <w:tmpl w:val="66BEFC06"/>
+    <w:tmpl w:val="D8D04384"/>
     <w:lvl w:ilvl="0">
       <w:start w:val="1"/>
       <w:numFmt w:val="bullet"/>
@@ -1471,7 +1456,7 @@
       </w:rPr>
     </w:lvl>
   </w:abstractNum>
-  <w:num w:numId="1" w16cid:durableId="827751443">
+  <w:num w:numId="1" w16cid:durableId="129900952">
     <w:abstractNumId w:val="0"/>
   </w:num>
 </w:numbering>
@@ -1885,7 +1870,7 @@
     <w:link w:val="Heading1Char"/>
     <w:uiPriority w:val="9"/>
     <w:qFormat/>
-    <w:rsid w:val="006E2EF9"/>
+    <w:rsid w:val="00840E0F"/>
     <w:pPr>
       <w:keepNext/>
       <w:keepLines/>
@@ -1907,7 +1892,7 @@
     <w:uiPriority w:val="9"/>
     <w:unhideWhenUsed/>
     <w:qFormat/>
-    <w:rsid w:val="006E2EF9"/>
+    <w:rsid w:val="00840E0F"/>
     <w:pPr>
       <w:keepNext/>
       <w:keepLines/>
@@ -1930,7 +1915,7 @@
     <w:semiHidden/>
     <w:unhideWhenUsed/>
     <w:qFormat/>
-    <w:rsid w:val="006E2EF9"/>
+    <w:rsid w:val="00840E0F"/>
     <w:pPr>
       <w:keepNext/>
       <w:keepLines/>
@@ -1953,7 +1938,7 @@
     <w:semiHidden/>
     <w:unhideWhenUsed/>
     <w:qFormat/>
-    <w:rsid w:val="006E2EF9"/>
+    <w:rsid w:val="00840E0F"/>
     <w:pPr>
       <w:keepNext/>
       <w:keepLines/>
@@ -1976,7 +1961,7 @@
     <w:semiHidden/>
     <w:unhideWhenUsed/>
     <w:qFormat/>
-    <w:rsid w:val="006E2EF9"/>
+    <w:rsid w:val="00840E0F"/>
     <w:pPr>
       <w:keepNext/>
       <w:keepLines/>
@@ -1997,7 +1982,7 @@
     <w:semiHidden/>
     <w:unhideWhenUsed/>
     <w:qFormat/>
-    <w:rsid w:val="006E2EF9"/>
+    <w:rsid w:val="00840E0F"/>
     <w:pPr>
       <w:keepNext/>
       <w:keepLines/>
@@ -2020,7 +2005,7 @@
     <w:semiHidden/>
     <w:unhideWhenUsed/>
     <w:qFormat/>
-    <w:rsid w:val="006E2EF9"/>
+    <w:rsid w:val="00840E0F"/>
     <w:pPr>
       <w:keepNext/>
       <w:keepLines/>
@@ -2041,7 +2026,7 @@
     <w:semiHidden/>
     <w:unhideWhenUsed/>
     <w:qFormat/>
-    <w:rsid w:val="006E2EF9"/>
+    <w:rsid w:val="00840E0F"/>
     <w:pPr>
       <w:keepNext/>
       <w:keepLines/>
@@ -2064,7 +2049,7 @@
     <w:semiHidden/>
     <w:unhideWhenUsed/>
     <w:qFormat/>
-    <w:rsid w:val="006E2EF9"/>
+    <w:rsid w:val="00840E0F"/>
     <w:pPr>
       <w:keepNext/>
       <w:keepLines/>
@@ -2108,7 +2093,7 @@
     <w:basedOn w:val="DefaultParagraphFont"/>
     <w:link w:val="Heading1"/>
     <w:uiPriority w:val="9"/>
-    <w:rsid w:val="006E2EF9"/>
+    <w:rsid w:val="00840E0F"/>
     <w:rPr>
       <w:rFonts w:asciiTheme="majorHAnsi" w:eastAsiaTheme="majorEastAsia" w:hAnsiTheme="majorHAnsi" w:cstheme="majorBidi"/>
       <w:color w:val="0F4761" w:themeColor="accent1" w:themeShade="BF"/>
@@ -2121,7 +2106,7 @@
     <w:basedOn w:val="DefaultParagraphFont"/>
     <w:link w:val="Heading2"/>
     <w:uiPriority w:val="9"/>
-    <w:rsid w:val="006E2EF9"/>
+    <w:rsid w:val="00840E0F"/>
     <w:rPr>
       <w:rFonts w:asciiTheme="majorHAnsi" w:eastAsiaTheme="majorEastAsia" w:hAnsiTheme="majorHAnsi" w:cstheme="majorBidi"/>
       <w:color w:val="0F4761" w:themeColor="accent1" w:themeShade="BF"/>
@@ -2135,7 +2120,7 @@
     <w:link w:val="Heading3"/>
     <w:uiPriority w:val="9"/>
     <w:semiHidden/>
-    <w:rsid w:val="006E2EF9"/>
+    <w:rsid w:val="00840E0F"/>
     <w:rPr>
       <w:rFonts w:eastAsiaTheme="majorEastAsia" w:cstheme="majorBidi"/>
       <w:color w:val="0F4761" w:themeColor="accent1" w:themeShade="BF"/>
@@ -2149,7 +2134,7 @@
     <w:link w:val="Heading4"/>
     <w:uiPriority w:val="9"/>
     <w:semiHidden/>
-    <w:rsid w:val="006E2EF9"/>
+    <w:rsid w:val="00840E0F"/>
     <w:rPr>
       <w:rFonts w:eastAsiaTheme="majorEastAsia" w:cstheme="majorBidi"/>
       <w:i/>
@@ -2163,7 +2148,7 @@
     <w:link w:val="Heading5"/>
     <w:uiPriority w:val="9"/>
     <w:semiHidden/>
-    <w:rsid w:val="006E2EF9"/>
+    <w:rsid w:val="00840E0F"/>
     <w:rPr>
       <w:rFonts w:eastAsiaTheme="majorEastAsia" w:cstheme="majorBidi"/>
       <w:color w:val="0F4761" w:themeColor="accent1" w:themeShade="BF"/>
@@ -2175,7 +2160,7 @@
     <w:link w:val="Heading6"/>
     <w:uiPriority w:val="9"/>
     <w:semiHidden/>
-    <w:rsid w:val="006E2EF9"/>
+    <w:rsid w:val="00840E0F"/>
     <w:rPr>
       <w:rFonts w:eastAsiaTheme="majorEastAsia" w:cstheme="majorBidi"/>
       <w:i/>
@@ -2189,7 +2174,7 @@
     <w:link w:val="Heading7"/>
     <w:uiPriority w:val="9"/>
     <w:semiHidden/>
-    <w:rsid w:val="006E2EF9"/>
+    <w:rsid w:val="00840E0F"/>
     <w:rPr>
       <w:rFonts w:eastAsiaTheme="majorEastAsia" w:cstheme="majorBidi"/>
       <w:color w:val="595959" w:themeColor="text1" w:themeTint="A6"/>
@@ -2201,7 +2186,7 @@
     <w:link w:val="Heading8"/>
     <w:uiPriority w:val="9"/>
     <w:semiHidden/>
-    <w:rsid w:val="006E2EF9"/>
+    <w:rsid w:val="00840E0F"/>
     <w:rPr>
       <w:rFonts w:eastAsiaTheme="majorEastAsia" w:cstheme="majorBidi"/>
       <w:i/>
@@ -2215,7 +2200,7 @@
     <w:link w:val="Heading9"/>
     <w:uiPriority w:val="9"/>
     <w:semiHidden/>
-    <w:rsid w:val="006E2EF9"/>
+    <w:rsid w:val="00840E0F"/>
     <w:rPr>
       <w:rFonts w:eastAsiaTheme="majorEastAsia" w:cstheme="majorBidi"/>
       <w:color w:val="272727" w:themeColor="text1" w:themeTint="D8"/>
@@ -2228,7 +2213,7 @@
     <w:link w:val="TitleChar"/>
     <w:uiPriority w:val="10"/>
     <w:qFormat/>
-    <w:rsid w:val="006E2EF9"/>
+    <w:rsid w:val="00840E0F"/>
     <w:pPr>
       <w:spacing w:after="80" w:line="240" w:lineRule="auto"/>
       <w:contextualSpacing/>
@@ -2246,7 +2231,7 @@
     <w:basedOn w:val="DefaultParagraphFont"/>
     <w:link w:val="Title"/>
     <w:uiPriority w:val="10"/>
-    <w:rsid w:val="006E2EF9"/>
+    <w:rsid w:val="00840E0F"/>
     <w:rPr>
       <w:rFonts w:asciiTheme="majorHAnsi" w:eastAsiaTheme="majorEastAsia" w:hAnsiTheme="majorHAnsi" w:cstheme="majorBidi"/>
       <w:spacing w:val="-10"/>
@@ -2262,7 +2247,7 @@
     <w:link w:val="SubtitleChar"/>
     <w:uiPriority w:val="11"/>
     <w:qFormat/>
-    <w:rsid w:val="006E2EF9"/>
+    <w:rsid w:val="00840E0F"/>
     <w:pPr>
       <w:numPr>
         <w:ilvl w:val="1"/>
@@ -2281,7 +2266,7 @@
     <w:basedOn w:val="DefaultParagraphFont"/>
     <w:link w:val="Subtitle"/>
     <w:uiPriority w:val="11"/>
-    <w:rsid w:val="006E2EF9"/>
+    <w:rsid w:val="00840E0F"/>
     <w:rPr>
       <w:rFonts w:eastAsiaTheme="majorEastAsia" w:cstheme="majorBidi"/>
       <w:color w:val="595959" w:themeColor="text1" w:themeTint="A6"/>
@@ -2297,7 +2282,7 @@
     <w:link w:val="QuoteChar"/>
     <w:uiPriority w:val="29"/>
     <w:qFormat/>
-    <w:rsid w:val="006E2EF9"/>
+    <w:rsid w:val="00840E0F"/>
     <w:pPr>
       <w:spacing w:before="160"/>
       <w:jc w:val="center"/>
@@ -2313,7 +2298,7 @@
     <w:basedOn w:val="DefaultParagraphFont"/>
     <w:link w:val="Quote"/>
     <w:uiPriority w:val="29"/>
-    <w:rsid w:val="006E2EF9"/>
+    <w:rsid w:val="00840E0F"/>
     <w:rPr>
       <w:i/>
       <w:iCs/>
@@ -2325,7 +2310,7 @@
     <w:basedOn w:val="Normal"/>
     <w:uiPriority w:val="34"/>
     <w:qFormat/>
-    <w:rsid w:val="006E2EF9"/>
+    <w:rsid w:val="00840E0F"/>
     <w:pPr>
       <w:ind w:left="720"/>
       <w:contextualSpacing/>
@@ -2336,7 +2321,7 @@
     <w:basedOn w:val="DefaultParagraphFont"/>
     <w:uiPriority w:val="21"/>
     <w:qFormat/>
-    <w:rsid w:val="006E2EF9"/>
+    <w:rsid w:val="00840E0F"/>
     <w:rPr>
       <w:i/>
       <w:iCs/>
@@ -2350,7 +2335,7 @@
     <w:link w:val="IntenseQuoteChar"/>
     <w:uiPriority w:val="30"/>
     <w:qFormat/>
-    <w:rsid w:val="006E2EF9"/>
+    <w:rsid w:val="00840E0F"/>
     <w:pPr>
       <w:pBdr>
         <w:top w:val="single" w:sz="4" w:space="10" w:color="0F4761" w:themeColor="accent1" w:themeShade="BF"/>
@@ -2371,7 +2356,7 @@
     <w:basedOn w:val="DefaultParagraphFont"/>
     <w:link w:val="IntenseQuote"/>
     <w:uiPriority w:val="30"/>
-    <w:rsid w:val="006E2EF9"/>
+    <w:rsid w:val="00840E0F"/>
     <w:rPr>
       <w:i/>
       <w:iCs/>
@@ -2383,7 +2368,7 @@
     <w:basedOn w:val="DefaultParagraphFont"/>
     <w:uiPriority w:val="32"/>
     <w:qFormat/>
-    <w:rsid w:val="006E2EF9"/>
+    <w:rsid w:val="00840E0F"/>
     <w:rPr>
       <w:b/>
       <w:bCs/>
@@ -2397,7 +2382,7 @@
     <w:basedOn w:val="Normal"/>
     <w:uiPriority w:val="99"/>
     <w:unhideWhenUsed/>
-    <w:rsid w:val="006E2EF9"/>
+    <w:rsid w:val="00840E0F"/>
     <w:pPr>
       <w:numPr>
         <w:numId w:val="1"/>
